--- a/manual/Accouting_Manual/generated_20260408/docx/5.3_5.3 สร้างสมุดเช็ค (Cheque-Book).docx
+++ b/manual/Accouting_Manual/generated_20260408/docx/5.3_5.3 สร้างสมุดเช็ค (Cheque-Book).docx
@@ -2,6 +2,12 @@
 <file path=word/document.xml><?xml version="1.0" encoding="utf-8"?>
 <w:document xmlns:wpc="http://schemas.microsoft.com/office/word/2010/wordprocessingCanvas" xmlns:mo="http://schemas.microsoft.com/office/mac/office/2008/main" xmlns:mc="http://schemas.openxmlformats.org/markup-compatibility/2006" xmlns:mv="urn:schemas-microsoft-com:mac:vml" xmlns:o="urn:schemas-microsoft-com:office:office" xmlns:r="http://schemas.openxmlformats.org/officeDocument/2006/relationships" xmlns:m="http://schemas.openxmlformats.org/officeDocument/2006/math" xmlns:v="urn:schemas-microsoft-com:vml" xmlns:wp14="http://schemas.microsoft.com/office/word/2010/wordprocessingDrawing" xmlns:wp="http://schemas.openxmlformats.org/drawingml/2006/wordprocessingDrawing" xmlns:w10="urn:schemas-microsoft-com:office:word" xmlns:w="http://schemas.openxmlformats.org/wordprocessingml/2006/main" xmlns:w14="http://schemas.microsoft.com/office/word/2010/wordml" xmlns:wpg="http://schemas.microsoft.com/office/word/2010/wordprocessingGroup" xmlns:wpi="http://schemas.microsoft.com/office/word/2010/wordprocessingInk" xmlns:wne="http://schemas.microsoft.com/office/word/2006/wordml" xmlns:wps="http://schemas.microsoft.com/office/word/2010/wordprocessingShape" mc:Ignorable="w14 wp14">
   <w:body>
+    <w:sectPr>
+      <w:pgSz w:w="12240" w:h="15840"/>
+      <w:pgMar w:top="1008" w:right="1152" w:bottom="1008" w:left="1152" w:header="720" w:footer="720" w:gutter="0"/>
+      <w:cols w:space="720"/>
+      <w:docGrid w:linePitch="360"/>
+    </w:sectPr>
     <w:p>
       <w:pPr>
         <w:jc w:val="center"/>
@@ -117,13 +123,7 @@
         <w:pStyle w:val="ListBullet"/>
       </w:pPr>
       <w:r>
-        <w:rPr>
-          <w:rFonts w:ascii="TH Sarabun New" w:hAnsi="TH Sarabun New" w:eastAsia="TH Sarabun New"/>
-          <w:b w:val="0"/>
-          <w:i w:val="0"/>
-          <w:sz w:val="32"/>
-        </w:rPr>
-        <w:t>ใน local UAT มีตัวอย่างเล่มจริงชื่อ UAT-MANUAL-CB-20260408-02 สถานะ done ผูกกับ Journal PBAY1</w:t>
+        <w:t>ในระบบมีสมุดเช็คที่ถูกยืนยันใช้งานจริงอยู่แล้ว และมีเลขเช็คคงเหลือสำหรับนำไปใช้ในขั้นตอนการจ่ายเช็ค ผู้ใช้สามารถเปิดสมุดเช็คจริงในระบบเพื่อดูโครงสร้างข้อมูลและสถานะได้ทันที.</w:t>
       </w:r>
     </w:p>
     <w:p>
@@ -142,40 +142,7 @@
     </w:p>
     <w:p>
       <w:r>
-        <w:rPr>
-          <w:rFonts w:ascii="TH Sarabun New" w:hAnsi="TH Sarabun New" w:eastAsia="TH Sarabun New"/>
-          <w:b/>
-          <w:i w:val="0"/>
-          <w:color w:val="1F4E79"/>
-          <w:sz w:val="36"/>
-        </w:rPr>
-        <w:t>เมนูที่ใช้</w:t>
-      </w:r>
-    </w:p>
-    <w:p>
-      <w:pPr>
-        <w:pStyle w:val="ListBullet"/>
-      </w:pPr>
-      <w:r>
-        <w:rPr>
-          <w:rFonts w:ascii="TH Sarabun New" w:hAnsi="TH Sarabun New" w:eastAsia="TH Sarabun New"/>
-          <w:b w:val="0"/>
-          <w:i w:val="0"/>
-          <w:sz w:val="32"/>
-        </w:rPr>
-        <w:t>Cheque &gt; Cheque Book</w:t>
-      </w:r>
-    </w:p>
-    <w:p>
-      <w:r>
-        <w:rPr>
-          <w:rFonts w:ascii="TH Sarabun New" w:hAnsi="TH Sarabun New" w:eastAsia="TH Sarabun New"/>
-          <w:b/>
-          <w:i w:val="0"/>
-          <w:color w:val="1F4E79"/>
-          <w:sz w:val="36"/>
-        </w:rPr>
-        <w:t>ฟังก์ชันที่ทำได้จริง</w:t>
+        <w:t>สิ่งที่ทำได้ในหน้าจอนี้</w:t>
       </w:r>
     </w:p>
     <w:tbl>
@@ -446,28 +413,13 @@
     </w:tbl>
     <w:p>
       <w:r>
-        <w:rPr>
-          <w:rFonts w:ascii="TH Sarabun New" w:hAnsi="TH Sarabun New" w:eastAsia="TH Sarabun New"/>
-          <w:b/>
-          <w:i w:val="0"/>
-          <w:color w:val="1F4E79"/>
-          <w:sz w:val="36"/>
-        </w:rPr>
-        <w:t>ขั้นตอนการใช้งาน</w:t>
+        <w:t>1. เข้าใช้งานจากหน้าหลัก</w:t>
       </w:r>
     </w:p>
     <w:p>
-      <w:r>
-        <w:rPr>
-          <w:rFonts w:ascii="TH Sarabun New" w:hAnsi="TH Sarabun New" w:eastAsia="TH Sarabun New"/>
-          <w:b/>
-          <w:i w:val="0"/>
-          <w:sz w:val="32"/>
-        </w:rPr>
-        <w:t>ขั้นตอนที่ 1 สร้างหัวสมุดเช็ค</w:t>
-      </w:r>
-    </w:p>
-    <w:p>
+      <w:pPr>
+        <w:pStyle w:val="ListBullet"/>
+      </w:pPr>
       <w:r>
         <w:rPr>
           <w:rFonts w:ascii="TH Sarabun New" w:hAnsi="TH Sarabun New" w:eastAsia="TH Sarabun New"/>
@@ -475,107 +427,15 @@
           <w:i w:val="0"/>
           <w:sz w:val="32"/>
         </w:rPr>
-        <w:t>1. เข้าเมนู Cheque &gt; Cheque Book แล้วกด New</w:t>
+        <w:t>Cheque &gt; Cheque Book</w:t>
       </w:r>
     </w:p>
     <w:p>
       <w:r>
         <w:rPr>
-          <w:rFonts w:ascii="TH Sarabun New" w:hAnsi="TH Sarabun New" w:eastAsia="TH Sarabun New"/>
           <w:b w:val="0"/>
-          <w:i w:val="0"/>
-          <w:sz w:val="32"/>
         </w:rPr>
-        <w:t>2. กรอก Bank Account Journal, จำนวนเช็ค และ First Cheque No ให้ครบ</w:t>
-      </w:r>
-    </w:p>
-    <w:p>
-      <w:r>
-        <w:rPr>
-          <w:rFonts w:ascii="TH Sarabun New" w:hAnsi="TH Sarabun New" w:eastAsia="TH Sarabun New"/>
-          <w:b w:val="0"/>
-          <w:i w:val="0"/>
-          <w:sz w:val="32"/>
-        </w:rPr>
-        <w:t>3. กด Submit เพื่อยืนยันข้อมูลหัวเล่ม</w:t>
-      </w:r>
-    </w:p>
-    <w:p>
-      <w:r>
-        <w:rPr>
-          <w:rFonts w:ascii="TH Sarabun New" w:hAnsi="TH Sarabun New" w:eastAsia="TH Sarabun New"/>
-          <w:b/>
-          <w:i w:val="0"/>
-          <w:sz w:val="32"/>
-        </w:rPr>
-        <w:t>ขั้นตอนที่ 2 สร้างเลขเช็คย่อย</w:t>
-      </w:r>
-    </w:p>
-    <w:p>
-      <w:r>
-        <w:rPr>
-          <w:rFonts w:ascii="TH Sarabun New" w:hAnsi="TH Sarabun New" w:eastAsia="TH Sarabun New"/>
-          <w:b w:val="0"/>
-          <w:i w:val="0"/>
-          <w:sz w:val="32"/>
-        </w:rPr>
-        <w:t>1. กด Generate Cheque เพื่อให้ระบบสร้างรายการในแท็บ Cheque List ตามจำนวนใบที่ระบุ</w:t>
-      </w:r>
-    </w:p>
-    <w:p>
-      <w:r>
-        <w:rPr>
-          <w:rFonts w:ascii="TH Sarabun New" w:hAnsi="TH Sarabun New" w:eastAsia="TH Sarabun New"/>
-          <w:b w:val="0"/>
-          <w:i w:val="0"/>
-          <w:sz w:val="32"/>
-        </w:rPr>
-        <w:t>2. ตรวจช่วงเลขเช็คตั้งแต่ใบแรกถึงใบสุดท้ายว่าตรงกับเล่มจริง</w:t>
-      </w:r>
-    </w:p>
-    <w:p>
-      <w:r>
-        <w:rPr>
-          <w:rFonts w:ascii="TH Sarabun New" w:hAnsi="TH Sarabun New" w:eastAsia="TH Sarabun New"/>
-          <w:b/>
-          <w:i w:val="0"/>
-          <w:sz w:val="32"/>
-        </w:rPr>
-        <w:t>ขั้นตอนที่ 3 ยืนยันให้พร้อมใช้งาน</w:t>
-      </w:r>
-    </w:p>
-    <w:p>
-      <w:r>
-        <w:rPr>
-          <w:rFonts w:ascii="TH Sarabun New" w:hAnsi="TH Sarabun New" w:eastAsia="TH Sarabun New"/>
-          <w:b w:val="0"/>
-          <w:i w:val="0"/>
-          <w:sz w:val="32"/>
-        </w:rPr>
-        <w:t>1. หากเลขเช็คถูกต้องให้กด Confirm</w:t>
-      </w:r>
-    </w:p>
-    <w:p>
-      <w:r>
-        <w:rPr>
-          <w:rFonts w:ascii="TH Sarabun New" w:hAnsi="TH Sarabun New" w:eastAsia="TH Sarabun New"/>
-          <w:b w:val="0"/>
-          <w:i w:val="0"/>
-          <w:sz w:val="32"/>
-        </w:rPr>
-        <w:t>2. หลัง Confirm แล้ว เลขเช็คสถานะ Draft ในเล่มจะถูกเรียกใช้จาก Wizard จ่ายเช็คได้</w:t>
-      </w:r>
-    </w:p>
-    <w:p>
-      <w:r>
-        <w:rPr>
-          <w:rFonts w:ascii="TH Sarabun New" w:hAnsi="TH Sarabun New" w:eastAsia="TH Sarabun New"/>
-          <w:b/>
-          <w:i w:val="0"/>
-          <w:color w:val="1F4E79"/>
-          <w:sz w:val="36"/>
-        </w:rPr>
-        <w:t>ภาพประกอบการใช้งาน</w:t>
+        <w:t>ให้เริ่มจากหน้า Dashboard แล้วกดเข้าโมดูลตามภาพ จากนั้นกดเมนูย่อยตามหมายเลขในภาพเพื่อเข้าสู่หน้าที่ใช้ทำรายการจริง.</w:t>
       </w:r>
     </w:p>
     <w:p>
@@ -585,8 +445,8 @@
       <w:r>
         <w:drawing>
           <wp:inline xmlns:a="http://schemas.openxmlformats.org/drawingml/2006/main" xmlns:pic="http://schemas.openxmlformats.org/drawingml/2006/picture">
-            <wp:extent cx="5943600" cy="4457700"/>
-            <wp:docPr id="1" name="Picture 1"/>
+            <wp:extent cx="5852160" cy="4389120"/>
+            <wp:docPr id="4" name="Picture 4"/>
             <wp:cNvGraphicFramePr>
               <a:graphicFrameLocks noChangeAspect="1"/>
             </wp:cNvGraphicFramePr>
@@ -594,11 +454,11 @@
               <a:graphicData uri="http://schemas.openxmlformats.org/drawingml/2006/picture">
                 <pic:pic>
                   <pic:nvPicPr>
-                    <pic:cNvPr id="0" name="cheque_book_manual_annotated.png"/>
+                    <pic:cNvPr id="0" name="image.png"/>
                     <pic:cNvPicPr/>
                   </pic:nvPicPr>
                   <pic:blipFill>
-                    <a:blip r:embed="rId9"/>
+                    <a:blip r:embed="rId10"/>
                     <a:stretch>
                       <a:fillRect/>
                     </a:stretch>
@@ -606,7 +466,7 @@
                   <pic:spPr>
                     <a:xfrm>
                       <a:off x="0" y="0"/>
-                      <a:ext cx="5943600" cy="4457700"/>
+                      <a:ext cx="5852160" cy="4389120"/>
                     </a:xfrm>
                     <a:prstGeom prst="rect"/>
                   </pic:spPr>
@@ -622,25 +482,59 @@
         <w:jc w:val="center"/>
       </w:pPr>
       <w:r>
-        <w:rPr>
-          <w:rFonts w:ascii="TH Sarabun New" w:hAnsi="TH Sarabun New" w:eastAsia="TH Sarabun New"/>
-          <w:b w:val="0"/>
-          <w:i/>
-          <w:sz w:val="28"/>
-        </w:rPr>
-        <w:t>รูป 5.3.1 หน้าจอสมุดเช็ค พร้อมฟิลด์หลักและแท็บ Cheque List</w:t>
+        <w:t>รูป 5.3A.1 หน้า Dashboard สำหรับเข้าโมดูล Cheque</w:t>
+      </w:r>
+    </w:p>
+    <w:p>
+      <w:pPr>
+        <w:jc w:val="center"/>
+      </w:pPr>
+      <w:r>
+        <w:drawing>
+          <wp:inline xmlns:a="http://schemas.openxmlformats.org/drawingml/2006/main" xmlns:pic="http://schemas.openxmlformats.org/drawingml/2006/picture">
+            <wp:extent cx="5852160" cy="4389120"/>
+            <wp:docPr id="5" name="Picture 5"/>
+            <wp:cNvGraphicFramePr>
+              <a:graphicFrameLocks noChangeAspect="1"/>
+            </wp:cNvGraphicFramePr>
+            <a:graphic>
+              <a:graphicData uri="http://schemas.openxmlformats.org/drawingml/2006/picture">
+                <pic:pic>
+                  <pic:nvPicPr>
+                    <pic:cNvPr id="0" name="image.png"/>
+                    <pic:cNvPicPr/>
+                  </pic:nvPicPr>
+                  <pic:blipFill>
+                    <a:blip r:embed="rId11"/>
+                    <a:stretch>
+                      <a:fillRect/>
+                    </a:stretch>
+                  </pic:blipFill>
+                  <pic:spPr>
+                    <a:xfrm>
+                      <a:off x="0" y="0"/>
+                      <a:ext cx="5852160" cy="4389120"/>
+                    </a:xfrm>
+                    <a:prstGeom prst="rect"/>
+                  </pic:spPr>
+                </pic:pic>
+              </a:graphicData>
+            </a:graphic>
+          </wp:inline>
+        </w:drawing>
+      </w:r>
+    </w:p>
+    <w:p>
+      <w:pPr>
+        <w:jc w:val="center"/>
+      </w:pPr>
+      <w:r>
+        <w:t>รูป 5.3A.2 เมนู Cheque &gt; Configuration ที่ใช้เข้าสู่หน้าสมุดเช็ค</w:t>
       </w:r>
     </w:p>
     <w:p>
       <w:r>
-        <w:rPr>
-          <w:rFonts w:ascii="TH Sarabun New" w:hAnsi="TH Sarabun New" w:eastAsia="TH Sarabun New"/>
-          <w:b/>
-          <w:i w:val="0"/>
-          <w:color w:val="1F4E79"/>
-          <w:sz w:val="36"/>
-        </w:rPr>
-        <w:t>คำอธิบายฟิลด์และส่วนสำคัญบนหน้าจอ</w:t>
+        <w:t>คำอธิบายช่องสำคัญบนหน้าจอ</w:t>
       </w:r>
     </w:p>
     <w:p>
@@ -973,14 +867,7 @@
     </w:tbl>
     <w:p>
       <w:r>
-        <w:rPr>
-          <w:rFonts w:ascii="TH Sarabun New" w:hAnsi="TH Sarabun New" w:eastAsia="TH Sarabun New"/>
-          <w:b/>
-          <w:i w:val="0"/>
-          <w:color w:val="1F4E79"/>
-          <w:sz w:val="36"/>
-        </w:rPr>
-        <w:t>ตัวอย่าง Scenario จากข้อมูลจริงใน local UAT</w:t>
+        <w:t>ตัวอย่าง Scenario จากข้อมูลจริงในระบบ</w:t>
       </w:r>
     </w:p>
     <w:tbl>
@@ -1121,13 +1008,7 @@
           </w:tcPr>
           <w:p>
             <w:r>
-              <w:rPr>
-                <w:rFonts w:ascii="TH Sarabun New" w:hAnsi="TH Sarabun New" w:eastAsia="TH Sarabun New"/>
-                <w:b w:val="0"/>
-                <w:i w:val="0"/>
-                <w:sz w:val="28"/>
-              </w:rPr>
-              <w:t>เปิดเล่ม UAT-MANUAL-CB-20260408-02</w:t>
+              <w:t>ในระบบมีสมุดเช็คที่ถูกยืนยันใช้งานจริงอยู่แล้ว และมีเลขเช็คคงเหลือสำหรับนำไปใช้ในขั้นตอนการจ่ายเช็ค ผู้ใช้สามารถเปิดสมุดเช็คจริงในระบบเพื่อดูโครงสร้างข้อมูลและสถานะได้ทันที.</w:t>
             </w:r>
           </w:p>
         </w:tc>
@@ -1151,14 +1032,7 @@
     </w:tbl>
     <w:p>
       <w:r>
-        <w:rPr>
-          <w:rFonts w:ascii="TH Sarabun New" w:hAnsi="TH Sarabun New" w:eastAsia="TH Sarabun New"/>
-          <w:b/>
-          <w:i w:val="0"/>
-          <w:color w:val="1F4E79"/>
-          <w:sz w:val="36"/>
-        </w:rPr>
-        <w:t>ข้อควรระวัง</w:t>
+        <w:t>สิ่งที่ควรตรวจสอบก่อนบันทึก</w:t>
       </w:r>
     </w:p>
     <w:p>
@@ -1189,12 +1063,6 @@
         <w:t>หากกรอกช่วงเลขผิด ควรแก้ตั้งแต่สถานะ Submit ก่อนนำเลขเช็คไปใช้งานจริง</w:t>
       </w:r>
     </w:p>
-    <w:sectPr>
-      <w:pgSz w:w="12240" w:h="15840"/>
-      <w:pgMar w:top="1008" w:right="1152" w:bottom="1008" w:left="1152" w:header="720" w:footer="720" w:gutter="0"/>
-      <w:cols w:space="720"/>
-      <w:docGrid w:linePitch="360"/>
-    </w:sectPr>
   </w:body>
 </w:document>
 </file>

--- a/manual/Accouting_Manual/generated_20260408/docx/5.3_5.3 สร้างสมุดเช็ค (Cheque-Book).docx
+++ b/manual/Accouting_Manual/generated_20260408/docx/5.3_5.3 สร้างสมุดเช็ค (Cheque-Book).docx
@@ -2,15 +2,12 @@
 <file path=word/document.xml><?xml version="1.0" encoding="utf-8"?>
 <w:document xmlns:wpc="http://schemas.microsoft.com/office/word/2010/wordprocessingCanvas" xmlns:mo="http://schemas.microsoft.com/office/mac/office/2008/main" xmlns:mc="http://schemas.openxmlformats.org/markup-compatibility/2006" xmlns:mv="urn:schemas-microsoft-com:mac:vml" xmlns:o="urn:schemas-microsoft-com:office:office" xmlns:r="http://schemas.openxmlformats.org/officeDocument/2006/relationships" xmlns:m="http://schemas.openxmlformats.org/officeDocument/2006/math" xmlns:v="urn:schemas-microsoft-com:vml" xmlns:wp14="http://schemas.microsoft.com/office/word/2010/wordprocessingDrawing" xmlns:wp="http://schemas.openxmlformats.org/drawingml/2006/wordprocessingDrawing" xmlns:w10="urn:schemas-microsoft-com:office:word" xmlns:w="http://schemas.openxmlformats.org/wordprocessingml/2006/main" xmlns:w14="http://schemas.microsoft.com/office/word/2010/wordml" xmlns:wpg="http://schemas.microsoft.com/office/word/2010/wordprocessingGroup" xmlns:wpi="http://schemas.microsoft.com/office/word/2010/wordprocessingInk" xmlns:wne="http://schemas.microsoft.com/office/word/2006/wordml" xmlns:wps="http://schemas.microsoft.com/office/word/2010/wordprocessingShape" mc:Ignorable="w14 wp14">
   <w:body>
-    <w:sectPr>
-      <w:pgSz w:w="12240" w:h="15840"/>
-      <w:pgMar w:top="1008" w:right="1152" w:bottom="1008" w:left="1152" w:header="720" w:footer="720" w:gutter="0"/>
-      <w:cols w:space="720"/>
-      <w:docGrid w:linePitch="360"/>
-    </w:sectPr>
     <w:p>
       <w:pPr>
+        <w:spacing w:before="0" w:after="120"/>
         <w:jc w:val="center"/>
+        <w:keepNext/>
+        <w:keepLines/>
       </w:pPr>
       <w:r>
         <w:rPr>
@@ -25,6 +22,7 @@
     </w:p>
     <w:p>
       <w:pPr>
+        <w:spacing w:before="0" w:after="120"/>
         <w:jc w:val="center"/>
       </w:pPr>
       <w:r>
@@ -37,8 +35,15 @@
         <w:t>Module Cheque</w:t>
       </w:r>
     </w:p>
-    <w:p/>
     <w:p>
+      <w:pPr>
+        <w:spacing w:before="0" w:after="120"/>
+      </w:pPr>
+    </w:p>
+    <w:p>
+      <w:pPr>
+        <w:spacing w:before="0" w:after="120"/>
+      </w:pPr>
       <w:r>
         <w:rPr>
           <w:rFonts w:ascii="TH Sarabun New" w:hAnsi="TH Sarabun New" w:eastAsia="TH Sarabun New"/>
@@ -53,6 +58,7 @@
     <w:p>
       <w:pPr>
         <w:pStyle w:val="ListBullet"/>
+        <w:spacing w:before="0" w:after="120"/>
       </w:pPr>
       <w:r>
         <w:rPr>
@@ -67,6 +73,7 @@
     <w:p>
       <w:pPr>
         <w:pStyle w:val="ListBullet"/>
+        <w:spacing w:before="0" w:after="120"/>
       </w:pPr>
       <w:r>
         <w:rPr>
@@ -81,6 +88,7 @@
     <w:p>
       <w:pPr>
         <w:pStyle w:val="ListBullet"/>
+        <w:spacing w:before="0" w:after="120"/>
       </w:pPr>
       <w:r>
         <w:rPr>
@@ -93,6 +101,11 @@
       </w:r>
     </w:p>
     <w:p>
+      <w:pPr>
+        <w:spacing w:before="0" w:after="120"/>
+        <w:jc w:val="center"/>
+        <w:keepNext/>
+      </w:pPr>
       <w:r>
         <w:rPr>
           <w:rFonts w:ascii="TH Sarabun New" w:hAnsi="TH Sarabun New" w:eastAsia="TH Sarabun New"/>
@@ -107,6 +120,7 @@
     <w:p>
       <w:pPr>
         <w:pStyle w:val="ListBullet"/>
+        <w:spacing w:before="0" w:after="120"/>
       </w:pPr>
       <w:r>
         <w:rPr>
@@ -121,9 +135,79 @@
     <w:p>
       <w:pPr>
         <w:pStyle w:val="ListBullet"/>
+        <w:spacing w:before="0" w:after="120"/>
       </w:pPr>
       <w:r>
-        <w:t>ในระบบมีสมุดเช็คที่ถูกยืนยันใช้งานจริงอยู่แล้ว และมีเลขเช็คคงเหลือสำหรับนำไปใช้ในขั้นตอนการจ่ายเช็ค ผู้ใช้สามารถเปิดสมุดเช็คจริงในระบบเพื่อดูโครงสร้างข้อมูลและสถานะได้ทันที.</w:t>
+        <w:rPr>
+          <w:rFonts w:ascii="TH Sarabun New" w:hAnsi="TH Sarabun New" w:eastAsia="TH Sarabun New"/>
+          <w:b w:val="0"/>
+          <w:i w:val="0"/>
+          <w:sz w:val="32"/>
+        </w:rPr>
+      </w:r>
+      <w:r>
+        <w:rPr>
+          <w:rFonts w:ascii="TH Sarabun New" w:hAnsi="TH Sarabun New" w:eastAsia="TH Sarabun New"/>
+          <w:b w:val="0"/>
+          <w:sz w:val="32"/>
+        </w:rPr>
+        <w:t>ในระบบ มีตัวอย่างเล่มจริงชื่อ UAT-MANUAL-CB-20260408-02 สถานะ done ผูกกับ Journal PBAY1</w:t>
+      </w:r>
+    </w:p>
+    <w:p>
+      <w:pPr>
+        <w:pStyle w:val="ListBullet"/>
+        <w:spacing w:before="0" w:after="120"/>
+      </w:pPr>
+      <w:r>
+        <w:rPr>
+          <w:rFonts w:ascii="TH Sarabun New" w:hAnsi="TH Sarabun New" w:eastAsia="TH Sarabun New"/>
+          <w:b w:val="0"/>
+          <w:i w:val="0"/>
+          <w:sz w:val="32"/>
+        </w:rPr>
+        <w:t>ผู้ใช้งานต้องสร้างเล่มให้ถูกก่อนใช้งานการจ่ายเช็ค มิฉะนั้น Wizard จ่ายเช็คจะไม่มีเลขเช็คให้เลือก</w:t>
+      </w:r>
+    </w:p>
+    <w:p>
+      <w:r>
+        <w:rPr>
+          <w:rFonts w:ascii="TH Sarabun New" w:hAnsi="TH Sarabun New" w:eastAsia="TH Sarabun New"/>
+          <w:b/>
+          <w:sz w:val="32"/>
+        </w:rPr>
+        <w:t>แนวทางการใช้งาน</w:t>
+      </w:r>
+    </w:p>
+    <w:p>
+      <w:r>
+        <w:rPr>
+          <w:rFonts w:ascii="TH Sarabun New" w:hAnsi="TH Sarabun New" w:eastAsia="TH Sarabun New"/>
+          <w:b w:val="0"/>
+          <w:sz w:val="32"/>
+        </w:rPr>
+        <w:t>สมุดเช็คเป็นแหล่งควบคุมเลขเช็คในระบบ ผู้ใช้งานควรตรวจช่วงเลขเช็ค วันที่เริ่มใช้ และ Journal ที่ผูกไว้ให้ถูกต้องก่อนนำไปใช้จ่ายเงินจริง.</w:t>
+      </w:r>
+    </w:p>
+    <w:p>
+      <w:r>
+        <w:rPr>
+          <w:rFonts w:ascii="TH Sarabun New" w:hAnsi="TH Sarabun New" w:eastAsia="TH Sarabun New"/>
+          <w:b w:val="0"/>
+          <w:sz w:val="32"/>
+        </w:rPr>
+        <w:t>การตั้งสมุดเช็คที่ดีจะช่วยป้องกันการใช้เลขเช็คซ้ำ และทำให้การติดตามเช็คคงค้างหรือเช็คที่ยกเลิกภายหลังทำได้ง่ายขึ้น.</w:t>
+      </w:r>
+    </w:p>
+    <w:p>
+      <w:r>
+        <w:rPr>
+          <w:rFonts w:ascii="TH Sarabun New" w:hAnsi="TH Sarabun New" w:eastAsia="TH Sarabun New"/>
+          <w:b/>
+          <w:i w:val="0"/>
+          <w:sz w:val="32"/>
+        </w:rPr>
+        <w:t>เมนูที่ใช้</w:t>
       </w:r>
     </w:p>
     <w:p>
@@ -137,12 +221,134 @@
           <w:i w:val="0"/>
           <w:sz w:val="32"/>
         </w:rPr>
-        <w:t>ผู้ใช้งานต้องสร้างเล่มให้ถูกก่อนใช้งานการจ่ายเช็ค มิฉะนั้น Wizard จ่ายเช็คจะไม่มีเลขเช็คให้เลือก</w:t>
+        <w:t>Cheque &gt; Cheque Book</w:t>
       </w:r>
     </w:p>
     <w:p>
       <w:r>
-        <w:t>สิ่งที่ทำได้ในหน้าจอนี้</w:t>
+        <w:rPr>
+          <w:rFonts w:ascii="TH Sarabun New" w:hAnsi="TH Sarabun New" w:eastAsia="TH Sarabun New"/>
+          <w:b/>
+          <w:i w:val="0"/>
+          <w:sz w:val="32"/>
+        </w:rPr>
+        <w:t>3. ขั้นตอนการใช้งาน</w:t>
+      </w:r>
+    </w:p>
+    <w:p>
+      <w:r>
+        <w:rPr>
+          <w:rFonts w:ascii="TH Sarabun New" w:hAnsi="TH Sarabun New" w:eastAsia="TH Sarabun New"/>
+          <w:b w:val="0"/>
+          <w:i w:val="0"/>
+          <w:sz w:val="32"/>
+        </w:rPr>
+        <w:t>1. เริ่มจากหน้า Dashboard แล้วคลิกเข้าโมดูล Cheque</w:t>
+      </w:r>
+    </w:p>
+    <w:p>
+      <w:r>
+        <w:drawing>
+          <wp:inline xmlns:a="http://schemas.openxmlformats.org/drawingml/2006/main" xmlns:pic="http://schemas.openxmlformats.org/drawingml/2006/picture">
+            <wp:extent cx="5669280" cy="4251960"/>
+            <wp:docPr id="1" name="Picture 1"/>
+            <wp:cNvGraphicFramePr>
+              <a:graphicFrameLocks noChangeAspect="1"/>
+            </wp:cNvGraphicFramePr>
+            <a:graphic>
+              <a:graphicData uri="http://schemas.openxmlformats.org/drawingml/2006/picture">
+                <pic:pic>
+                  <pic:nvPicPr>
+                    <pic:cNvPr id="0" name="image.png"/>
+                    <pic:cNvPicPr/>
+                  </pic:nvPicPr>
+                  <pic:blipFill>
+                    <a:blip r:embed="rId10"/>
+                    <a:stretch>
+                      <a:fillRect/>
+                    </a:stretch>
+                  </pic:blipFill>
+                  <pic:spPr>
+                    <a:xfrm>
+                      <a:off x="0" y="0"/>
+                      <a:ext cx="5669280" cy="4251960"/>
+                    </a:xfrm>
+                    <a:prstGeom prst="rect"/>
+                  </pic:spPr>
+                </pic:pic>
+              </a:graphicData>
+            </a:graphic>
+          </wp:inline>
+        </w:drawing>
+      </w:r>
+    </w:p>
+    <w:p>
+      <w:r>
+        <w:rPr>
+          <w:rFonts w:ascii="TH Sarabun New" w:hAnsi="TH Sarabun New" w:eastAsia="TH Sarabun New"/>
+          <w:b w:val="0"/>
+          <w:i/>
+          <w:sz w:val="28"/>
+        </w:rPr>
+        <w:t>ภาพประกอบขั้นตอนที่ 1</w:t>
+      </w:r>
+    </w:p>
+    <w:p>
+      <w:r>
+        <w:rPr>
+          <w:rFonts w:ascii="TH Sarabun New" w:hAnsi="TH Sarabun New" w:eastAsia="TH Sarabun New"/>
+          <w:b w:val="0"/>
+          <w:i w:val="0"/>
+          <w:sz w:val="32"/>
+        </w:rPr>
+        <w:t>2. เมื่อเข้ามาในโมดูล Cheque แล้ว ให้ไปที่เมนู Cheque &gt; Cheque Book</w:t>
+      </w:r>
+    </w:p>
+    <w:p>
+      <w:r>
+        <w:drawing>
+          <wp:inline xmlns:a="http://schemas.openxmlformats.org/drawingml/2006/main" xmlns:pic="http://schemas.openxmlformats.org/drawingml/2006/picture">
+            <wp:extent cx="5669280" cy="4251960"/>
+            <wp:docPr id="2" name="Picture 2"/>
+            <wp:cNvGraphicFramePr>
+              <a:graphicFrameLocks noChangeAspect="1"/>
+            </wp:cNvGraphicFramePr>
+            <a:graphic>
+              <a:graphicData uri="http://schemas.openxmlformats.org/drawingml/2006/picture">
+                <pic:pic>
+                  <pic:nvPicPr>
+                    <pic:cNvPr id="0" name="image.png"/>
+                    <pic:cNvPicPr/>
+                  </pic:nvPicPr>
+                  <pic:blipFill>
+                    <a:blip r:embed="rId11"/>
+                    <a:stretch>
+                      <a:fillRect/>
+                    </a:stretch>
+                  </pic:blipFill>
+                  <pic:spPr>
+                    <a:xfrm>
+                      <a:off x="0" y="0"/>
+                      <a:ext cx="5669280" cy="4251960"/>
+                    </a:xfrm>
+                    <a:prstGeom prst="rect"/>
+                  </pic:spPr>
+                </pic:pic>
+              </a:graphicData>
+            </a:graphic>
+          </wp:inline>
+        </w:drawing>
+      </w:r>
+    </w:p>
+    <w:p>
+      <w:r>
+        <w:rPr>
+          <w:rFonts w:ascii="TH Sarabun New" w:hAnsi="TH Sarabun New" w:eastAsia="TH Sarabun New"/>
+          <w:b w:val="0"/>
+          <w:i/>
+          <w:sz w:val="28"/>
+        </w:rPr>
+        <w:t>ภาพประกอบขั้นตอนที่ 2</w:t>
       </w:r>
     </w:p>
     <w:tbl>
@@ -158,6 +364,9 @@
         <w:gridCol w:w="3312"/>
       </w:tblGrid>
       <w:tr>
+        <w:trPr>
+          <w:cantSplit/>
+        </w:trPr>
         <w:tc>
           <w:tcPr>
             <w:tcW w:type="dxa" w:w="3312"/>
@@ -211,6 +420,9 @@
         </w:tc>
       </w:tr>
       <w:tr>
+        <w:trPr>
+          <w:cantSplit/>
+        </w:trPr>
         <w:tc>
           <w:tcPr>
             <w:tcW w:type="dxa" w:w="3312"/>
@@ -261,6 +473,9 @@
         </w:tc>
       </w:tr>
       <w:tr>
+        <w:trPr>
+          <w:cantSplit/>
+        </w:trPr>
         <w:tc>
           <w:tcPr>
             <w:tcW w:type="dxa" w:w="3312"/>
@@ -311,6 +526,9 @@
         </w:tc>
       </w:tr>
       <w:tr>
+        <w:trPr>
+          <w:cantSplit/>
+        </w:trPr>
         <w:tc>
           <w:tcPr>
             <w:tcW w:type="dxa" w:w="3312"/>
@@ -361,6 +579,9 @@
         </w:tc>
       </w:tr>
       <w:tr>
+        <w:trPr>
+          <w:cantSplit/>
+        </w:trPr>
         <w:tc>
           <w:tcPr>
             <w:tcW w:type="dxa" w:w="3312"/>
@@ -411,144 +632,6 @@
         </w:tc>
       </w:tr>
     </w:tbl>
-    <w:p>
-      <w:r>
-        <w:t>1. เข้าใช้งานจากหน้าหลัก</w:t>
-      </w:r>
-    </w:p>
-    <w:p>
-      <w:pPr>
-        <w:pStyle w:val="ListBullet"/>
-      </w:pPr>
-      <w:r>
-        <w:rPr>
-          <w:rFonts w:ascii="TH Sarabun New" w:hAnsi="TH Sarabun New" w:eastAsia="TH Sarabun New"/>
-          <w:b w:val="0"/>
-          <w:i w:val="0"/>
-          <w:sz w:val="32"/>
-        </w:rPr>
-        <w:t>Cheque &gt; Cheque Book</w:t>
-      </w:r>
-    </w:p>
-    <w:p>
-      <w:r>
-        <w:rPr>
-          <w:b w:val="0"/>
-        </w:rPr>
-        <w:t>ให้เริ่มจากหน้า Dashboard แล้วกดเข้าโมดูลตามภาพ จากนั้นกดเมนูย่อยตามหมายเลขในภาพเพื่อเข้าสู่หน้าที่ใช้ทำรายการจริง.</w:t>
-      </w:r>
-    </w:p>
-    <w:p>
-      <w:pPr>
-        <w:jc w:val="center"/>
-      </w:pPr>
-      <w:r>
-        <w:drawing>
-          <wp:inline xmlns:a="http://schemas.openxmlformats.org/drawingml/2006/main" xmlns:pic="http://schemas.openxmlformats.org/drawingml/2006/picture">
-            <wp:extent cx="5852160" cy="4389120"/>
-            <wp:docPr id="4" name="Picture 4"/>
-            <wp:cNvGraphicFramePr>
-              <a:graphicFrameLocks noChangeAspect="1"/>
-            </wp:cNvGraphicFramePr>
-            <a:graphic>
-              <a:graphicData uri="http://schemas.openxmlformats.org/drawingml/2006/picture">
-                <pic:pic>
-                  <pic:nvPicPr>
-                    <pic:cNvPr id="0" name="image.png"/>
-                    <pic:cNvPicPr/>
-                  </pic:nvPicPr>
-                  <pic:blipFill>
-                    <a:blip r:embed="rId10"/>
-                    <a:stretch>
-                      <a:fillRect/>
-                    </a:stretch>
-                  </pic:blipFill>
-                  <pic:spPr>
-                    <a:xfrm>
-                      <a:off x="0" y="0"/>
-                      <a:ext cx="5852160" cy="4389120"/>
-                    </a:xfrm>
-                    <a:prstGeom prst="rect"/>
-                  </pic:spPr>
-                </pic:pic>
-              </a:graphicData>
-            </a:graphic>
-          </wp:inline>
-        </w:drawing>
-      </w:r>
-    </w:p>
-    <w:p>
-      <w:pPr>
-        <w:jc w:val="center"/>
-      </w:pPr>
-      <w:r>
-        <w:t>รูป 5.3A.1 หน้า Dashboard สำหรับเข้าโมดูล Cheque</w:t>
-      </w:r>
-    </w:p>
-    <w:p>
-      <w:pPr>
-        <w:jc w:val="center"/>
-      </w:pPr>
-      <w:r>
-        <w:drawing>
-          <wp:inline xmlns:a="http://schemas.openxmlformats.org/drawingml/2006/main" xmlns:pic="http://schemas.openxmlformats.org/drawingml/2006/picture">
-            <wp:extent cx="5852160" cy="4389120"/>
-            <wp:docPr id="5" name="Picture 5"/>
-            <wp:cNvGraphicFramePr>
-              <a:graphicFrameLocks noChangeAspect="1"/>
-            </wp:cNvGraphicFramePr>
-            <a:graphic>
-              <a:graphicData uri="http://schemas.openxmlformats.org/drawingml/2006/picture">
-                <pic:pic>
-                  <pic:nvPicPr>
-                    <pic:cNvPr id="0" name="image.png"/>
-                    <pic:cNvPicPr/>
-                  </pic:nvPicPr>
-                  <pic:blipFill>
-                    <a:blip r:embed="rId11"/>
-                    <a:stretch>
-                      <a:fillRect/>
-                    </a:stretch>
-                  </pic:blipFill>
-                  <pic:spPr>
-                    <a:xfrm>
-                      <a:off x="0" y="0"/>
-                      <a:ext cx="5852160" cy="4389120"/>
-                    </a:xfrm>
-                    <a:prstGeom prst="rect"/>
-                  </pic:spPr>
-                </pic:pic>
-              </a:graphicData>
-            </a:graphic>
-          </wp:inline>
-        </w:drawing>
-      </w:r>
-    </w:p>
-    <w:p>
-      <w:pPr>
-        <w:jc w:val="center"/>
-      </w:pPr>
-      <w:r>
-        <w:t>รูป 5.3A.2 เมนู Cheque &gt; Configuration ที่ใช้เข้าสู่หน้าสมุดเช็ค</w:t>
-      </w:r>
-    </w:p>
-    <w:p>
-      <w:r>
-        <w:t>คำอธิบายช่องสำคัญบนหน้าจอ</w:t>
-      </w:r>
-    </w:p>
-    <w:p>
-      <w:r>
-        <w:rPr>
-          <w:rFonts w:ascii="TH Sarabun New" w:hAnsi="TH Sarabun New" w:eastAsia="TH Sarabun New"/>
-          <w:b/>
-          <w:i w:val="0"/>
-          <w:color w:val="1F4E79"/>
-          <w:sz w:val="36"/>
-        </w:rPr>
-        <w:t>ฟิลด์สำคัญของสมุดเช็ค</w:t>
-      </w:r>
-    </w:p>
     <w:tbl>
       <w:tblPr>
         <w:tblStyle w:val="TableGrid"/>
@@ -562,6 +645,9 @@
         <w:gridCol w:w="3312"/>
       </w:tblGrid>
       <w:tr>
+        <w:trPr>
+          <w:cantSplit/>
+        </w:trPr>
         <w:tc>
           <w:tcPr>
             <w:tcW w:type="dxa" w:w="3312"/>
@@ -615,6 +701,9 @@
         </w:tc>
       </w:tr>
       <w:tr>
+        <w:trPr>
+          <w:cantSplit/>
+        </w:trPr>
         <w:tc>
           <w:tcPr>
             <w:tcW w:type="dxa" w:w="3312"/>
@@ -665,6 +754,9 @@
         </w:tc>
       </w:tr>
       <w:tr>
+        <w:trPr>
+          <w:cantSplit/>
+        </w:trPr>
         <w:tc>
           <w:tcPr>
             <w:tcW w:type="dxa" w:w="3312"/>
@@ -715,6 +807,9 @@
         </w:tc>
       </w:tr>
       <w:tr>
+        <w:trPr>
+          <w:cantSplit/>
+        </w:trPr>
         <w:tc>
           <w:tcPr>
             <w:tcW w:type="dxa" w:w="3312"/>
@@ -765,6 +860,9 @@
         </w:tc>
       </w:tr>
       <w:tr>
+        <w:trPr>
+          <w:cantSplit/>
+        </w:trPr>
         <w:tc>
           <w:tcPr>
             <w:tcW w:type="dxa" w:w="3312"/>
@@ -815,6 +913,9 @@
         </w:tc>
       </w:tr>
       <w:tr>
+        <w:trPr>
+          <w:cantSplit/>
+        </w:trPr>
         <w:tc>
           <w:tcPr>
             <w:tcW w:type="dxa" w:w="3312"/>
@@ -865,11 +966,6 @@
         </w:tc>
       </w:tr>
     </w:tbl>
-    <w:p>
-      <w:r>
-        <w:t>ตัวอย่าง Scenario จากข้อมูลจริงในระบบ</w:t>
-      </w:r>
-    </w:p>
     <w:tbl>
       <w:tblPr>
         <w:tblStyle w:val="TableGrid"/>
@@ -883,6 +979,9 @@
         <w:gridCol w:w="3312"/>
       </w:tblGrid>
       <w:tr>
+        <w:trPr>
+          <w:cantSplit/>
+        </w:trPr>
         <w:tc>
           <w:tcPr>
             <w:tcW w:type="dxa" w:w="3312"/>
@@ -936,6 +1035,9 @@
         </w:tc>
       </w:tr>
       <w:tr>
+        <w:trPr>
+          <w:cantSplit/>
+        </w:trPr>
         <w:tc>
           <w:tcPr>
             <w:tcW w:type="dxa" w:w="3312"/>
@@ -986,6 +1088,9 @@
         </w:tc>
       </w:tr>
       <w:tr>
+        <w:trPr>
+          <w:cantSplit/>
+        </w:trPr>
         <w:tc>
           <w:tcPr>
             <w:tcW w:type="dxa" w:w="3312"/>
@@ -1008,7 +1113,13 @@
           </w:tcPr>
           <w:p>
             <w:r>
-              <w:t>ในระบบมีสมุดเช็คที่ถูกยืนยันใช้งานจริงอยู่แล้ว และมีเลขเช็คคงเหลือสำหรับนำไปใช้ในขั้นตอนการจ่ายเช็ค ผู้ใช้สามารถเปิดสมุดเช็คจริงในระบบเพื่อดูโครงสร้างข้อมูลและสถานะได้ทันที.</w:t>
+              <w:rPr>
+                <w:rFonts w:ascii="TH Sarabun New" w:hAnsi="TH Sarabun New" w:eastAsia="TH Sarabun New"/>
+                <w:b w:val="0"/>
+                <w:i w:val="0"/>
+                <w:sz w:val="28"/>
+              </w:rPr>
+              <w:t>เปิดเล่ม UAT-MANUAL-CB-20260408-02</w:t>
             </w:r>
           </w:p>
         </w:tc>
@@ -1031,38 +1142,70 @@
       </w:tr>
     </w:tbl>
     <w:p>
+      <w:pPr>
+        <w:keepNext/>
+        <w:spacing w:before="0" w:after="120"/>
+        <w:keepLines/>
+      </w:pPr>
       <w:r>
-        <w:t>สิ่งที่ควรตรวจสอบก่อนบันทึก</w:t>
+        <w:t>4. ตรวจสอบ Journal Entry</w:t>
       </w:r>
     </w:p>
     <w:p>
       <w:pPr>
-        <w:pStyle w:val="ListBullet"/>
+        <w:pStyle w:val="Heading3"/>
+        <w:keepNext/>
+        <w:spacing w:before="0" w:after="120"/>
+        <w:keepLines/>
       </w:pPr>
+      <w:r>
+        <w:t>วิธีอ่าน Journal ในหัวข้อนี้</w:t>
+      </w:r>
+    </w:p>
+    <w:p>
+      <w:r>
+        <w:rPr>
+          <w:rFonts w:ascii="TH Sarabun New" w:hAnsi="TH Sarabun New" w:eastAsia="TH Sarabun New"/>
+          <w:b/>
+          <w:sz w:val="32"/>
+        </w:rPr>
+        <w:t>แนวทางการตรวจสอบ Journal</w:t>
+      </w:r>
+    </w:p>
+    <w:p>
       <w:r>
         <w:rPr>
           <w:rFonts w:ascii="TH Sarabun New" w:hAnsi="TH Sarabun New" w:eastAsia="TH Sarabun New"/>
           <w:b w:val="0"/>
-          <w:i w:val="0"/>
           <w:sz w:val="32"/>
         </w:rPr>
-        <w:t>เมื่อ Confirm แล้ว ควรหลีกเลี่ยงการแก้เลขเช็คเริ่มต้นหรือสิ้นสุดย้อนหลัง</w:t>
+        <w:t>การสร้างสมุดเช็คยังไม่ทำให้เกิด Journal Entry ทันที แต่เลขเช็คจากสมุดนี้จะถูกนำไปอ้างอิงบน Payment Entry และรายการเคลื่อนไหวของเช็คทุกใบ.</w:t>
       </w:r>
     </w:p>
     <w:p>
       <w:pPr>
-        <w:pStyle w:val="ListBullet"/>
+        <w:spacing w:after="120" w:before="0"/>
+        <w:keepNext/>
       </w:pPr>
       <w:r>
-        <w:rPr>
-          <w:rFonts w:ascii="TH Sarabun New" w:hAnsi="TH Sarabun New" w:eastAsia="TH Sarabun New"/>
-          <w:b w:val="0"/>
-          <w:i w:val="0"/>
-          <w:sz w:val="32"/>
-        </w:rPr>
-        <w:t>หากกรอกช่วงเลขผิด ควรแก้ตั้งแต่สถานะ Submit ก่อนนำเลขเช็คไปใช้งานจริง</w:t>
+        <w:t>การสร้างสมุดเช็คยังไม่สร้าง Journal Entry เพราะเป็นการกำหนดเลขเช็คที่จะใช้ในอนาคต</w:t>
       </w:r>
     </w:p>
+    <w:p>
+      <w:pPr>
+        <w:spacing w:after="120" w:before="0"/>
+        <w:keepNext/>
+      </w:pPr>
+      <w:r>
+        <w:t>เมื่อมีการนำเลขเช็คจากสมุดนี้ไปจ่ายเงินจริง ระบบจึงจะสร้างรายการบัญชีตาม Journal ที่ผูกไว้</w:t>
+      </w:r>
+    </w:p>
+    <w:sectPr>
+      <w:pgSz w:w="12240" w:h="15840"/>
+      <w:pgMar w:top="1008" w:right="1152" w:bottom="1008" w:left="1152" w:header="720" w:footer="720" w:gutter="0"/>
+      <w:cols w:space="720"/>
+      <w:docGrid w:linePitch="360"/>
+    </w:sectPr>
   </w:body>
 </w:document>
 </file>
